--- a/assets/Keshav Sharma Resume.docx
+++ b/assets/Keshav Sharma Resume.docx
@@ -124,14 +124,12 @@
           </w:rPr>
           <w:t xml:space="preserve"> </w:t>
         </w:r>
-        <w:proofErr w:type="spellStart"/>
         <w:r>
           <w:rPr>
             <w:u w:val="single" w:color="298175"/>
           </w:rPr>
           <w:t>Github</w:t>
         </w:r>
-        <w:proofErr w:type="spellEnd"/>
         <w:r>
           <w:rPr>
             <w:spacing w:val="12"/>
@@ -483,7 +481,6 @@
         </w:rPr>
         <w:t xml:space="preserve"> </w:t>
       </w:r>
-      <w:proofErr w:type="spellStart"/>
       <w:r>
         <w:rPr>
           <w:i/>
@@ -493,7 +490,6 @@
         </w:rPr>
         <w:t>Specialisation</w:t>
       </w:r>
-      <w:proofErr w:type="spellEnd"/>
       <w:r>
         <w:rPr>
           <w:i/>
@@ -645,7 +641,16 @@
           <w:sz w:val="18"/>
           <w:szCs w:val="18"/>
         </w:rPr>
-        <w:t>Java, C/C++, Python, SQL, JavaScript, R</w:t>
+        <w:t>Java, C/C++, Python, SQL, JavaScript,</w:t>
+      </w:r>
+      <w:r>
+        <w:rPr>
+          <w:bCs/>
+          <w:noProof/>
+          <w:sz w:val="18"/>
+          <w:szCs w:val="18"/>
+        </w:rPr>
+        <w:t xml:space="preserve"> R</w:t>
       </w:r>
       <w:r>
         <w:rPr>
@@ -664,7 +669,7 @@
           <w:sz w:val="18"/>
           <w:szCs w:val="18"/>
         </w:rPr>
-        <w:t>Software Engineering &amp; AI:</w:t>
+        <w:t>Software Engineering:</w:t>
       </w:r>
       <w:r>
         <w:rPr>
@@ -682,34 +687,7 @@
           <w:sz w:val="18"/>
           <w:szCs w:val="18"/>
         </w:rPr>
-        <w:t>Object-Oriented Programming (OOP), Data Structures &amp; Algorithms (DSA), Database Management, Git, Machine Learning (NLP, CNN, Transformers)</w:t>
-      </w:r>
-      <w:r>
-        <w:rPr>
-          <w:bCs/>
-          <w:noProof/>
-          <w:sz w:val="18"/>
-          <w:szCs w:val="18"/>
-        </w:rPr>
-        <w:br/>
-      </w:r>
-      <w:r>
-        <w:rPr>
-          <w:b/>
-          <w:noProof/>
-          <w:sz w:val="18"/>
-          <w:szCs w:val="18"/>
-        </w:rPr>
-        <w:t>Frameworks &amp; Libraries</w:t>
-      </w:r>
-      <w:r>
-        <w:rPr>
-          <w:bCs/>
-          <w:noProof/>
-          <w:sz w:val="18"/>
-          <w:szCs w:val="18"/>
-        </w:rPr>
-        <w:t>: React.js, Node.js, Scikit-Learn, Pandas, NumPy, Matplotlib, TensorFlow, Keras</w:t>
+        <w:t>Data Structures &amp; Algorithms, Object-Oriented Programming (OOP), Operating Systems, Database Management Systems (DBMS), Computer Networks, REST APIs, Multithreading, Concurrency, Design Patterns</w:t>
       </w:r>
       <w:r>
         <w:rPr>
@@ -728,16 +706,7 @@
           <w:sz w:val="18"/>
           <w:szCs w:val="18"/>
         </w:rPr>
-        <w:t>Development Tools:</w:t>
-      </w:r>
-      <w:r>
-        <w:rPr>
-          <w:b/>
-          <w:noProof/>
-          <w:sz w:val="18"/>
-          <w:szCs w:val="18"/>
-        </w:rPr>
-        <w:t xml:space="preserve"> </w:t>
+        <w:t>Backend &amp; Frameworks:</w:t>
       </w:r>
       <w:r>
         <w:rPr>
@@ -746,20 +715,11 @@
           <w:sz w:val="18"/>
           <w:szCs w:val="18"/>
         </w:rPr>
-        <w:t>Git, VS Code, IntelliJ, Jupyter Notebook, SQLite, Power BI</w:t>
+        <w:t xml:space="preserve"> Flask, FastAPI, Node.js, React.js</w:t>
       </w:r>
       <w:r>
         <w:rPr>
           <w:bCs/>
-          <w:noProof/>
-          <w:sz w:val="18"/>
-          <w:szCs w:val="18"/>
-        </w:rPr>
-        <w:t>, Tableau</w:t>
-      </w:r>
-      <w:r>
-        <w:rPr>
-          <w:b/>
           <w:noProof/>
           <w:sz w:val="18"/>
           <w:szCs w:val="18"/>
@@ -774,16 +734,7 @@
           <w:sz w:val="18"/>
           <w:szCs w:val="18"/>
         </w:rPr>
-        <w:t>Soft Skills:</w:t>
-      </w:r>
-      <w:r>
-        <w:rPr>
-          <w:b/>
-          <w:noProof/>
-          <w:sz w:val="18"/>
-          <w:szCs w:val="18"/>
-        </w:rPr>
-        <w:t xml:space="preserve"> </w:t>
+        <w:t>Databases &amp; Storage:</w:t>
       </w:r>
       <w:r>
         <w:rPr>
@@ -792,20 +743,45 @@
           <w:sz w:val="18"/>
           <w:szCs w:val="18"/>
         </w:rPr>
-        <w:t>Problem-Solving, Analytical Thinking, Team Collaboration, Adaptability, Strong Communication</w:t>
-      </w:r>
-    </w:p>
-    <w:p>
-      <w:pPr>
-        <w:pStyle w:val="BodyText"/>
-        <w:spacing w:before="55"/>
-        <w:ind w:left="284"/>
-        <w:rPr>
-          <w:rFonts w:ascii="Calibri"/>
-          <w:sz w:val="18"/>
-          <w:szCs w:val="18"/>
-        </w:rPr>
-      </w:pPr>
+        <w:t xml:space="preserve"> MySQL, SQLite, Redis</w:t>
+      </w:r>
+      <w:r>
+        <w:rPr>
+          <w:bCs/>
+          <w:noProof/>
+          <w:sz w:val="18"/>
+          <w:szCs w:val="18"/>
+        </w:rPr>
+        <w:br/>
+      </w:r>
+      <w:r>
+        <w:rPr>
+          <w:b/>
+          <w:bCs/>
+          <w:noProof/>
+          <w:sz w:val="18"/>
+          <w:szCs w:val="18"/>
+        </w:rPr>
+        <w:t>Tools &amp; Platforms:</w:t>
+      </w:r>
+      <w:r>
+        <w:rPr>
+          <w:bCs/>
+          <w:noProof/>
+          <w:sz w:val="18"/>
+          <w:szCs w:val="18"/>
+        </w:rPr>
+        <w:t xml:space="preserve"> Git, GitHub, GitHub Actions, Docker, VS Code, IntelliJ IDEA, Jupyter Notebook</w:t>
+      </w:r>
+      <w:r>
+        <w:rPr>
+          <w:bCs/>
+          <w:noProof/>
+          <w:sz w:val="18"/>
+          <w:szCs w:val="18"/>
+        </w:rPr>
+        <w:br/>
+      </w:r>
     </w:p>
     <w:p>
       <w:pPr>
@@ -958,15 +934,7 @@
           <w:sz w:val="18"/>
           <w:szCs w:val="18"/>
         </w:rPr>
-        <w:t>AI-Powered Expense Receipt Scanner &amp; Analytics Platform</w:t>
-      </w:r>
-      <w:r>
-        <w:rPr>
-          <w:spacing w:val="-2"/>
-          <w:sz w:val="18"/>
-          <w:szCs w:val="18"/>
-        </w:rPr>
-        <w:t xml:space="preserve"> </w:t>
+        <w:t>API Rate Limiter Library</w:t>
       </w:r>
       <w:r>
         <w:rPr>
@@ -1036,7 +1004,19 @@
           <w:sz w:val="18"/>
           <w:szCs w:val="18"/>
         </w:rPr>
-        <w:t xml:space="preserve">Developed a full-stack expense management platform that automates receipt processing using EasyOCR, OpenCV, and NLP-based parsing, extracting key fields such as merchant, amount, date, and category from diverse receipt formats with confidence scoring and manual correction support. </w:t>
+        <w:t>Implemented</w:t>
+      </w:r>
+      <w:r>
+        <w:rPr>
+          <w:rFonts w:ascii="Times New Roman" w:eastAsia="Times New Roman" w:hAnsi="Times New Roman" w:cs="Times New Roman"/>
+          <w:b w:val="0"/>
+          <w:bCs w:val="0"/>
+          <w:i w:val="0"/>
+          <w:iCs w:val="0"/>
+          <w:sz w:val="18"/>
+          <w:szCs w:val="18"/>
+        </w:rPr>
+        <w:t xml:space="preserve"> a production-ready API rate-limiting library in Python featuring five industry-standard throttling algorithms, Redis integration, and framework middleware for Flask and FastAPI applications.</w:t>
       </w:r>
     </w:p>
     <w:p>
@@ -1072,10 +1052,93 @@
           <w:sz w:val="18"/>
           <w:szCs w:val="18"/>
         </w:rPr>
-        <w:t xml:space="preserve">Built and deployed a scalable application using </w:t>
-      </w:r>
-      <w:proofErr w:type="spellStart"/>
-      <w:r>
+        <w:t>Designed a modular architecture with storage abstraction, concurrent request handling, automated testing (30 test cases), and package distribution through PyPI for public installation and reuse.</w:t>
+      </w:r>
+    </w:p>
+    <w:p>
+      <w:pPr>
+        <w:pStyle w:val="Heading1"/>
+        <w:spacing w:before="19"/>
+        <w:ind w:left="720" w:hanging="512"/>
+        <w:rPr>
+          <w:sz w:val="18"/>
+          <w:szCs w:val="18"/>
+        </w:rPr>
+      </w:pPr>
+    </w:p>
+    <w:p>
+      <w:pPr>
+        <w:pStyle w:val="Heading1"/>
+        <w:rPr>
+          <w:i w:val="0"/>
+          <w:iCs w:val="0"/>
+          <w:sz w:val="18"/>
+          <w:szCs w:val="18"/>
+        </w:rPr>
+      </w:pPr>
+      <w:r>
+        <w:rPr>
+          <w:sz w:val="18"/>
+          <w:szCs w:val="18"/>
+        </w:rPr>
+        <w:t>AI-Powered Expense Receipt Scanner &amp; Analytics Platform</w:t>
+      </w:r>
+      <w:r>
+        <w:rPr>
+          <w:spacing w:val="-2"/>
+          <w:sz w:val="18"/>
+          <w:szCs w:val="18"/>
+        </w:rPr>
+        <w:t xml:space="preserve"> </w:t>
+      </w:r>
+      <w:r>
+        <w:rPr>
+          <w:i w:val="0"/>
+          <w:iCs w:val="0"/>
+          <w:spacing w:val="-2"/>
+          <w:sz w:val="18"/>
+          <w:szCs w:val="18"/>
+        </w:rPr>
+        <w:t>|</w:t>
+      </w:r>
+      <w:hyperlink r:id="rId10" w:history="1">
+        <w:r>
+          <w:rPr>
+            <w:rStyle w:val="Hyperlink"/>
+            <w:i w:val="0"/>
+            <w:iCs w:val="0"/>
+            <w:color w:val="000000" w:themeColor="text1"/>
+            <w:spacing w:val="-2"/>
+            <w:sz w:val="18"/>
+            <w:szCs w:val="18"/>
+          </w:rPr>
+          <w:t>LINK</w:t>
+        </w:r>
+      </w:hyperlink>
+      <w:r>
+        <w:rPr>
+          <w:rStyle w:val="Hyperlink"/>
+          <w:color w:val="000000" w:themeColor="text1"/>
+          <w:spacing w:val="-2"/>
+          <w:sz w:val="18"/>
+          <w:szCs w:val="18"/>
+        </w:rPr>
+        <w:t xml:space="preserve"> </w:t>
+      </w:r>
+    </w:p>
+    <w:p>
+      <w:pPr>
+        <w:pStyle w:val="Heading1"/>
+        <w:numPr>
+          <w:ilvl w:val="0"/>
+          <w:numId w:val="8"/>
+        </w:numPr>
+        <w:tabs>
+          <w:tab w:val="clear" w:pos="720"/>
+          <w:tab w:val="num" w:pos="284"/>
+        </w:tabs>
+        <w:spacing w:before="46"/>
+        <w:ind w:left="284" w:hanging="142"/>
         <w:rPr>
           <w:rFonts w:ascii="Times New Roman" w:eastAsia="Times New Roman" w:hAnsi="Times New Roman" w:cs="Times New Roman"/>
           <w:b w:val="0"/>
@@ -1085,9 +1148,7 @@
           <w:sz w:val="18"/>
           <w:szCs w:val="18"/>
         </w:rPr>
-        <w:t>FastAPI</w:t>
-      </w:r>
-      <w:proofErr w:type="spellEnd"/>
+      </w:pPr>
       <w:r>
         <w:rPr>
           <w:rFonts w:ascii="Times New Roman" w:eastAsia="Times New Roman" w:hAnsi="Times New Roman" w:cs="Times New Roman"/>
@@ -1098,10 +1159,22 @@
           <w:sz w:val="18"/>
           <w:szCs w:val="18"/>
         </w:rPr>
-        <w:t xml:space="preserve">, React, Vite, </w:t>
-      </w:r>
-      <w:proofErr w:type="spellStart"/>
-      <w:r>
+        <w:t xml:space="preserve">Developed a full-stack expense management platform that automates receipt processing using EasyOCR, OpenCV, and NLP-based parsing, extracting key fields such as merchant, amount, date, and category from diverse receipt formats with confidence scoring and manual correction support. </w:t>
+      </w:r>
+    </w:p>
+    <w:p>
+      <w:pPr>
+        <w:pStyle w:val="Heading1"/>
+        <w:numPr>
+          <w:ilvl w:val="0"/>
+          <w:numId w:val="8"/>
+        </w:numPr>
+        <w:tabs>
+          <w:tab w:val="clear" w:pos="720"/>
+          <w:tab w:val="num" w:pos="284"/>
+        </w:tabs>
+        <w:spacing w:before="46"/>
+        <w:ind w:left="284" w:hanging="142"/>
         <w:rPr>
           <w:rFonts w:ascii="Times New Roman" w:eastAsia="Times New Roman" w:hAnsi="Times New Roman" w:cs="Times New Roman"/>
           <w:b w:val="0"/>
@@ -1111,9 +1184,7 @@
           <w:sz w:val="18"/>
           <w:szCs w:val="18"/>
         </w:rPr>
-        <w:t>SQLAlchemy</w:t>
-      </w:r>
-      <w:proofErr w:type="spellEnd"/>
+      </w:pPr>
       <w:r>
         <w:rPr>
           <w:rFonts w:ascii="Times New Roman" w:eastAsia="Times New Roman" w:hAnsi="Times New Roman" w:cs="Times New Roman"/>
@@ -1124,33 +1195,7 @@
           <w:sz w:val="18"/>
           <w:szCs w:val="18"/>
         </w:rPr>
-        <w:t xml:space="preserve">, SQLite, JWT Authentication, and Google OAuth, featuring expense analytics, budget tracking, category-wise spending insights, receipt management (CRUD), Excel export, and a responsive dashboard hosted on Render and </w:t>
-      </w:r>
-      <w:proofErr w:type="spellStart"/>
-      <w:r>
-        <w:rPr>
-          <w:rFonts w:ascii="Times New Roman" w:eastAsia="Times New Roman" w:hAnsi="Times New Roman" w:cs="Times New Roman"/>
-          <w:b w:val="0"/>
-          <w:bCs w:val="0"/>
-          <w:i w:val="0"/>
-          <w:iCs w:val="0"/>
-          <w:sz w:val="18"/>
-          <w:szCs w:val="18"/>
-        </w:rPr>
-        <w:t>Vercel</w:t>
-      </w:r>
-      <w:proofErr w:type="spellEnd"/>
-      <w:r>
-        <w:rPr>
-          <w:rFonts w:ascii="Times New Roman" w:eastAsia="Times New Roman" w:hAnsi="Times New Roman" w:cs="Times New Roman"/>
-          <w:b w:val="0"/>
-          <w:bCs w:val="0"/>
-          <w:i w:val="0"/>
-          <w:iCs w:val="0"/>
-          <w:sz w:val="18"/>
-          <w:szCs w:val="18"/>
-        </w:rPr>
-        <w:t>.</w:t>
+        <w:t>Built and deployed a scalable application using FastAPI, React, Vite, SQLAlchemy, SQLite, JWT Authentication, and Google OAuth, featuring expense analytics, budget tracking, category-wise spending insights, receipt management (CRUD), Excel export, and a responsive dashboard hosted on Render and Vercel.</w:t>
       </w:r>
     </w:p>
     <w:p>
@@ -1192,7 +1237,7 @@
         </w:rPr>
         <w:t xml:space="preserve">| </w:t>
       </w:r>
-      <w:hyperlink r:id="rId10" w:history="1">
+      <w:hyperlink r:id="rId11" w:history="1">
         <w:r>
           <w:rPr>
             <w:rStyle w:val="Hyperlink"/>
@@ -1239,10 +1284,22 @@
           <w:sz w:val="18"/>
           <w:szCs w:val="18"/>
         </w:rPr>
-        <w:t xml:space="preserve">Built an end-to-end anomaly detection pipeline on 2 years of NSE stock data engineering 9 financial features (RSI, Bollinger Bands, volume ratio); deployed dual models — Isolation Forest (2.01% anomaly rate) and LSTM Autoencoder — achieving temporal pattern detection across 448 trading sessions with an interactive </w:t>
-      </w:r>
-      <w:proofErr w:type="spellStart"/>
-      <w:r>
+        <w:t>Built an end-to-end anomaly detection pipeline on 2 years of NSE stock data engineering 9 financial features (RSI, Bollinger Bands, volume ratio); deployed dual models — Isolation Forest (2.01% anomaly rate) and LSTM Autoencoder — achieving temporal pattern detection across 448 trading sessions with an interactive Streamlit dashboard</w:t>
+      </w:r>
+    </w:p>
+    <w:p>
+      <w:pPr>
+        <w:pStyle w:val="Heading1"/>
+        <w:numPr>
+          <w:ilvl w:val="0"/>
+          <w:numId w:val="8"/>
+        </w:numPr>
+        <w:tabs>
+          <w:tab w:val="clear" w:pos="720"/>
+          <w:tab w:val="num" w:pos="284"/>
+        </w:tabs>
+        <w:spacing w:before="46"/>
+        <w:ind w:left="284" w:hanging="142"/>
         <w:rPr>
           <w:rFonts w:ascii="Times New Roman" w:eastAsia="Times New Roman" w:hAnsi="Times New Roman" w:cs="Times New Roman"/>
           <w:b w:val="0"/>
@@ -1252,9 +1309,7 @@
           <w:sz w:val="18"/>
           <w:szCs w:val="18"/>
         </w:rPr>
-        <w:t>Streamlit</w:t>
-      </w:r>
-      <w:proofErr w:type="spellEnd"/>
+      </w:pPr>
       <w:r>
         <w:rPr>
           <w:rFonts w:ascii="Times New Roman" w:eastAsia="Times New Roman" w:hAnsi="Times New Roman" w:cs="Times New Roman"/>
@@ -1265,22 +1320,14 @@
           <w:sz w:val="18"/>
           <w:szCs w:val="18"/>
         </w:rPr>
-        <w:t xml:space="preserve"> dashboard</w:t>
+        <w:t>Integrated FinBERT financial sentiment analysis on live news headlines to correlate price anomalies with news tone, identifying high-confidence anomaly events such as the Apr 2025 market selloff (score −0.6332) and Jan 2026 peak reversal through cross-validation against NSE announcements</w:t>
       </w:r>
     </w:p>
     <w:p>
       <w:pPr>
         <w:pStyle w:val="Heading1"/>
-        <w:numPr>
-          <w:ilvl w:val="0"/>
-          <w:numId w:val="8"/>
-        </w:numPr>
-        <w:tabs>
-          <w:tab w:val="clear" w:pos="720"/>
-          <w:tab w:val="num" w:pos="284"/>
-        </w:tabs>
         <w:spacing w:before="46"/>
-        <w:ind w:left="284" w:hanging="142"/>
+        <w:ind w:left="284"/>
         <w:rPr>
           <w:rFonts w:ascii="Times New Roman" w:eastAsia="Times New Roman" w:hAnsi="Times New Roman" w:cs="Times New Roman"/>
           <w:b w:val="0"/>
@@ -1291,240 +1338,6 @@
           <w:szCs w:val="18"/>
         </w:rPr>
       </w:pPr>
-      <w:r>
-        <w:rPr>
-          <w:rFonts w:ascii="Times New Roman" w:eastAsia="Times New Roman" w:hAnsi="Times New Roman" w:cs="Times New Roman"/>
-          <w:b w:val="0"/>
-          <w:bCs w:val="0"/>
-          <w:i w:val="0"/>
-          <w:iCs w:val="0"/>
-          <w:sz w:val="18"/>
-          <w:szCs w:val="18"/>
-        </w:rPr>
-        <w:t xml:space="preserve">Integrated </w:t>
-      </w:r>
-      <w:proofErr w:type="spellStart"/>
-      <w:r>
-        <w:rPr>
-          <w:rFonts w:ascii="Times New Roman" w:eastAsia="Times New Roman" w:hAnsi="Times New Roman" w:cs="Times New Roman"/>
-          <w:b w:val="0"/>
-          <w:bCs w:val="0"/>
-          <w:i w:val="0"/>
-          <w:iCs w:val="0"/>
-          <w:sz w:val="18"/>
-          <w:szCs w:val="18"/>
-        </w:rPr>
-        <w:t>FinBERT</w:t>
-      </w:r>
-      <w:proofErr w:type="spellEnd"/>
-      <w:r>
-        <w:rPr>
-          <w:rFonts w:ascii="Times New Roman" w:eastAsia="Times New Roman" w:hAnsi="Times New Roman" w:cs="Times New Roman"/>
-          <w:b w:val="0"/>
-          <w:bCs w:val="0"/>
-          <w:i w:val="0"/>
-          <w:iCs w:val="0"/>
-          <w:sz w:val="18"/>
-          <w:szCs w:val="18"/>
-        </w:rPr>
-        <w:t xml:space="preserve"> financial sentiment analysis on live news headlines to correlate price anomalies with news tone, identifying high-confidence anomaly events such as the Apr 2025 market selloff (score −0.6332) and Jan 2026 peak reversal through cross-validation against NSE announcements</w:t>
-      </w:r>
-    </w:p>
-    <w:p>
-      <w:pPr>
-        <w:pStyle w:val="Heading1"/>
-        <w:spacing w:before="46"/>
-        <w:ind w:left="0"/>
-        <w:rPr>
-          <w:rFonts w:ascii="Times New Roman" w:eastAsia="Times New Roman" w:hAnsi="Times New Roman" w:cs="Times New Roman"/>
-          <w:b w:val="0"/>
-          <w:bCs w:val="0"/>
-          <w:i w:val="0"/>
-          <w:iCs w:val="0"/>
-          <w:sz w:val="18"/>
-          <w:szCs w:val="18"/>
-        </w:rPr>
-      </w:pPr>
-    </w:p>
-    <w:p>
-      <w:pPr>
-        <w:pStyle w:val="Heading1"/>
-        <w:spacing w:before="46"/>
-        <w:rPr>
-          <w:i w:val="0"/>
-          <w:iCs w:val="0"/>
-          <w:sz w:val="18"/>
-          <w:szCs w:val="18"/>
-        </w:rPr>
-      </w:pPr>
-      <w:r>
-        <w:rPr>
-          <w:spacing w:val="-2"/>
-          <w:sz w:val="18"/>
-          <w:szCs w:val="18"/>
-        </w:rPr>
-        <w:t xml:space="preserve"> </w:t>
-      </w:r>
-      <w:r>
-        <w:rPr>
-          <w:sz w:val="18"/>
-          <w:szCs w:val="18"/>
-        </w:rPr>
-        <w:t>Customer Lifetime Value Engine</w:t>
-      </w:r>
-      <w:r>
-        <w:rPr>
-          <w:rFonts w:ascii="Times New Roman" w:eastAsia="Times New Roman" w:hAnsi="Times New Roman" w:cs="Times New Roman"/>
-          <w:b w:val="0"/>
-          <w:bCs w:val="0"/>
-          <w:i w:val="0"/>
-          <w:iCs w:val="0"/>
-          <w:sz w:val="18"/>
-          <w:szCs w:val="18"/>
-        </w:rPr>
-        <w:t xml:space="preserve"> </w:t>
-      </w:r>
-      <w:r>
-        <w:rPr>
-          <w:i w:val="0"/>
-          <w:iCs w:val="0"/>
-          <w:spacing w:val="-2"/>
-          <w:sz w:val="18"/>
-          <w:szCs w:val="18"/>
-        </w:rPr>
-        <w:t>|</w:t>
-      </w:r>
-      <w:hyperlink r:id="rId11" w:history="1">
-        <w:r>
-          <w:rPr>
-            <w:rStyle w:val="Hyperlink"/>
-            <w:i w:val="0"/>
-            <w:iCs w:val="0"/>
-            <w:color w:val="auto"/>
-            <w:spacing w:val="-2"/>
-            <w:sz w:val="18"/>
-            <w:szCs w:val="18"/>
-          </w:rPr>
-          <w:t>LINK</w:t>
-        </w:r>
-      </w:hyperlink>
-    </w:p>
-    <w:p>
-      <w:pPr>
-        <w:pStyle w:val="Heading1"/>
-        <w:numPr>
-          <w:ilvl w:val="0"/>
-          <w:numId w:val="8"/>
-        </w:numPr>
-        <w:tabs>
-          <w:tab w:val="clear" w:pos="720"/>
-          <w:tab w:val="num" w:pos="284"/>
-        </w:tabs>
-        <w:spacing w:before="46"/>
-        <w:ind w:left="284" w:hanging="142"/>
-        <w:rPr>
-          <w:rFonts w:ascii="Times New Roman" w:eastAsia="Times New Roman" w:hAnsi="Times New Roman" w:cs="Times New Roman"/>
-          <w:b w:val="0"/>
-          <w:bCs w:val="0"/>
-          <w:i w:val="0"/>
-          <w:iCs w:val="0"/>
-          <w:sz w:val="18"/>
-          <w:szCs w:val="18"/>
-        </w:rPr>
-      </w:pPr>
-      <w:r>
-        <w:rPr>
-          <w:rFonts w:ascii="Times New Roman" w:eastAsia="Times New Roman" w:hAnsi="Times New Roman" w:cs="Times New Roman"/>
-          <w:b w:val="0"/>
-          <w:bCs w:val="0"/>
-          <w:i w:val="0"/>
-          <w:iCs w:val="0"/>
-          <w:sz w:val="18"/>
-          <w:szCs w:val="18"/>
-        </w:rPr>
-        <w:t>Built an end-to-end Customer Lifetime Value (CLV) engine using BG/NBD and Gamma-Gamma probabilistic models on 1M+ retail transactions, forecasting 12-month CLV for 4,000+ customers with churn-risk scoring and value-based segmentation.</w:t>
-      </w:r>
-    </w:p>
-    <w:p>
-      <w:pPr>
-        <w:pStyle w:val="Heading1"/>
-        <w:numPr>
-          <w:ilvl w:val="0"/>
-          <w:numId w:val="8"/>
-        </w:numPr>
-        <w:tabs>
-          <w:tab w:val="clear" w:pos="720"/>
-          <w:tab w:val="num" w:pos="284"/>
-        </w:tabs>
-        <w:spacing w:before="46"/>
-        <w:ind w:left="284" w:hanging="142"/>
-        <w:rPr>
-          <w:rFonts w:ascii="Times New Roman" w:eastAsia="Times New Roman" w:hAnsi="Times New Roman" w:cs="Times New Roman"/>
-          <w:b w:val="0"/>
-          <w:bCs w:val="0"/>
-          <w:i w:val="0"/>
-          <w:iCs w:val="0"/>
-          <w:sz w:val="18"/>
-          <w:szCs w:val="18"/>
-        </w:rPr>
-      </w:pPr>
-      <w:r>
-        <w:rPr>
-          <w:rFonts w:ascii="Times New Roman" w:eastAsia="Times New Roman" w:hAnsi="Times New Roman" w:cs="Times New Roman"/>
-          <w:b w:val="0"/>
-          <w:bCs w:val="0"/>
-          <w:i w:val="0"/>
-          <w:iCs w:val="0"/>
-          <w:sz w:val="18"/>
-          <w:szCs w:val="18"/>
-        </w:rPr>
-        <w:t xml:space="preserve">Developed an interactive </w:t>
-      </w:r>
-      <w:proofErr w:type="spellStart"/>
-      <w:r>
-        <w:rPr>
-          <w:rFonts w:ascii="Times New Roman" w:eastAsia="Times New Roman" w:hAnsi="Times New Roman" w:cs="Times New Roman"/>
-          <w:b w:val="0"/>
-          <w:bCs w:val="0"/>
-          <w:i w:val="0"/>
-          <w:iCs w:val="0"/>
-          <w:sz w:val="18"/>
-          <w:szCs w:val="18"/>
-        </w:rPr>
-        <w:t>Streamlit</w:t>
-      </w:r>
-      <w:proofErr w:type="spellEnd"/>
-      <w:r>
-        <w:rPr>
-          <w:rFonts w:ascii="Times New Roman" w:eastAsia="Times New Roman" w:hAnsi="Times New Roman" w:cs="Times New Roman"/>
-          <w:b w:val="0"/>
-          <w:bCs w:val="0"/>
-          <w:i w:val="0"/>
-          <w:iCs w:val="0"/>
-          <w:sz w:val="18"/>
-          <w:szCs w:val="18"/>
-        </w:rPr>
-        <w:t xml:space="preserve"> retention analytics platform with a campaign ROI simulator and Power BI dashboard, enabling data-driven targeting of high-value at-risk customers through probabilistic purchase and survival modeling.</w:t>
-      </w:r>
-    </w:p>
-    <w:p>
-      <w:pPr>
-        <w:pStyle w:val="Heading1"/>
-        <w:tabs>
-          <w:tab w:val="num" w:pos="284"/>
-        </w:tabs>
-        <w:spacing w:before="46"/>
-        <w:ind w:left="284"/>
-        <w:rPr>
-          <w:rFonts w:ascii="Times New Roman" w:eastAsia="Times New Roman" w:hAnsi="Times New Roman" w:cs="Times New Roman"/>
-          <w:b w:val="0"/>
-          <w:bCs w:val="0"/>
-          <w:i w:val="0"/>
-          <w:iCs w:val="0"/>
-          <w:sz w:val="18"/>
-          <w:szCs w:val="18"/>
-        </w:rPr>
-      </w:pPr>
     </w:p>
     <w:p>
       <w:pPr>
@@ -1538,7 +1351,6 @@
           <w:szCs w:val="18"/>
         </w:rPr>
       </w:pPr>
-      <w:proofErr w:type="spellStart"/>
       <w:r>
         <w:rPr>
           <w:sz w:val="18"/>
@@ -1546,7 +1358,6 @@
         </w:rPr>
         <w:t>Docwise</w:t>
       </w:r>
-      <w:proofErr w:type="spellEnd"/>
       <w:r>
         <w:rPr>
           <w:spacing w:val="-5"/>
@@ -1613,10 +1424,22 @@
           <w:sz w:val="18"/>
           <w:szCs w:val="18"/>
         </w:rPr>
-        <w:t xml:space="preserve">Engineered </w:t>
-      </w:r>
-      <w:proofErr w:type="spellStart"/>
-      <w:r>
+        <w:t>Engineered Docwise’s AI-powered PDF Q&amp;A system using Google Gemini, enabling high-accuracy (95%+) document querying and reducing manual search time by 40%.</w:t>
+      </w:r>
+    </w:p>
+    <w:p>
+      <w:pPr>
+        <w:pStyle w:val="Heading1"/>
+        <w:numPr>
+          <w:ilvl w:val="0"/>
+          <w:numId w:val="8"/>
+        </w:numPr>
+        <w:tabs>
+          <w:tab w:val="clear" w:pos="720"/>
+          <w:tab w:val="num" w:pos="284"/>
+        </w:tabs>
+        <w:spacing w:before="46"/>
+        <w:ind w:left="284" w:hanging="142"/>
         <w:rPr>
           <w:rFonts w:ascii="Times New Roman" w:eastAsia="Times New Roman" w:hAnsi="Times New Roman" w:cs="Times New Roman"/>
           <w:b w:val="0"/>
@@ -1626,9 +1449,7 @@
           <w:sz w:val="18"/>
           <w:szCs w:val="18"/>
         </w:rPr>
-        <w:t>Docwise’s</w:t>
-      </w:r>
-      <w:proofErr w:type="spellEnd"/>
+      </w:pPr>
       <w:r>
         <w:rPr>
           <w:rFonts w:ascii="Times New Roman" w:eastAsia="Times New Roman" w:hAnsi="Times New Roman" w:cs="Times New Roman"/>
@@ -1639,7 +1460,31 @@
           <w:sz w:val="18"/>
           <w:szCs w:val="18"/>
         </w:rPr>
-        <w:t xml:space="preserve"> AI-powered PDF Q&amp;A system using Google Gemini, enabling high-accuracy (95%+) document querying and reducing manual search time by 40%.</w:t>
+        <w:t xml:space="preserve">Implemented TF-IDF </w:t>
+      </w:r>
+      <w:r>
+        <w:rPr>
+          <w:rFonts w:ascii="Times New Roman" w:eastAsia="Times New Roman" w:hAnsi="Times New Roman" w:cs="Times New Roman"/>
+          <w:b w:val="0"/>
+          <w:bCs w:val="0"/>
+          <w:i w:val="0"/>
+          <w:iCs w:val="0"/>
+          <w:sz w:val="18"/>
+          <w:szCs w:val="18"/>
+        </w:rPr>
+        <w:t>vectorisation</w:t>
+      </w:r>
+      <w:r>
+        <w:rPr>
+          <w:rFonts w:ascii="Times New Roman" w:eastAsia="Times New Roman" w:hAnsi="Times New Roman" w:cs="Times New Roman"/>
+          <w:b w:val="0"/>
+          <w:bCs w:val="0"/>
+          <w:i w:val="0"/>
+          <w:iCs w:val="0"/>
+          <w:sz w:val="18"/>
+          <w:szCs w:val="18"/>
+        </w:rPr>
+        <w:t>, chunking, and real-time processing pipelines for PDFs exceeding 200+ pages, improving system scalability and responsiveness.</w:t>
       </w:r>
     </w:p>
     <w:p>
@@ -1675,69 +1520,7 @@
           <w:sz w:val="18"/>
           <w:szCs w:val="18"/>
         </w:rPr>
-        <w:t>Implemented TF-IDF vectorization, chunking, and real-time processing pipelines for PDFs exceeding 200+ pages, improving system scalability and responsiveness.</w:t>
-      </w:r>
-    </w:p>
-    <w:p>
-      <w:pPr>
-        <w:pStyle w:val="Heading1"/>
-        <w:numPr>
-          <w:ilvl w:val="0"/>
-          <w:numId w:val="8"/>
-        </w:numPr>
-        <w:tabs>
-          <w:tab w:val="clear" w:pos="720"/>
-          <w:tab w:val="num" w:pos="284"/>
-        </w:tabs>
-        <w:spacing w:before="46"/>
-        <w:ind w:left="284" w:hanging="142"/>
-        <w:rPr>
-          <w:rFonts w:ascii="Times New Roman" w:eastAsia="Times New Roman" w:hAnsi="Times New Roman" w:cs="Times New Roman"/>
-          <w:b w:val="0"/>
-          <w:bCs w:val="0"/>
-          <w:i w:val="0"/>
-          <w:iCs w:val="0"/>
-          <w:sz w:val="18"/>
-          <w:szCs w:val="18"/>
-        </w:rPr>
-      </w:pPr>
-      <w:r>
-        <w:rPr>
-          <w:rFonts w:ascii="Times New Roman" w:eastAsia="Times New Roman" w:hAnsi="Times New Roman" w:cs="Times New Roman"/>
-          <w:b w:val="0"/>
-          <w:bCs w:val="0"/>
-          <w:i w:val="0"/>
-          <w:iCs w:val="0"/>
-          <w:sz w:val="18"/>
-          <w:szCs w:val="18"/>
-        </w:rPr>
-        <w:t xml:space="preserve">Designed and integrated chat history and session management in </w:t>
-      </w:r>
-      <w:proofErr w:type="spellStart"/>
-      <w:r>
-        <w:rPr>
-          <w:rFonts w:ascii="Times New Roman" w:eastAsia="Times New Roman" w:hAnsi="Times New Roman" w:cs="Times New Roman"/>
-          <w:b w:val="0"/>
-          <w:bCs w:val="0"/>
-          <w:i w:val="0"/>
-          <w:iCs w:val="0"/>
-          <w:sz w:val="18"/>
-          <w:szCs w:val="18"/>
-        </w:rPr>
-        <w:t>Streamlit</w:t>
-      </w:r>
-      <w:proofErr w:type="spellEnd"/>
-      <w:r>
-        <w:rPr>
-          <w:rFonts w:ascii="Times New Roman" w:eastAsia="Times New Roman" w:hAnsi="Times New Roman" w:cs="Times New Roman"/>
-          <w:b w:val="0"/>
-          <w:bCs w:val="0"/>
-          <w:i w:val="0"/>
-          <w:iCs w:val="0"/>
-          <w:sz w:val="18"/>
-          <w:szCs w:val="18"/>
-        </w:rPr>
-        <w:t>, boosting usability and user retention by 35%</w:t>
+        <w:t>Designed and integrated chat history and session management in Streamlit, boosting usability and user retention by 35%</w:t>
       </w:r>
       <w:r>
         <w:rPr>
@@ -2078,7 +1861,35 @@
           <w:sz w:val="18"/>
           <w:szCs w:val="18"/>
         </w:rPr>
-        <w:t>Performed customer churn analysis using Python (Pandas, NumPy), built and optimized a Random Forest model achieving 50% recall, and delivered data-driven business recommendations through visualizations and executive reporting.</w:t>
+        <w:t xml:space="preserve">Performed customer churn analysis using Python (Pandas, NumPy), built and </w:t>
+      </w:r>
+      <w:r>
+        <w:rPr>
+          <w:sz w:val="18"/>
+          <w:szCs w:val="18"/>
+        </w:rPr>
+        <w:t>optimised</w:t>
+      </w:r>
+      <w:r>
+        <w:rPr>
+          <w:sz w:val="18"/>
+          <w:szCs w:val="18"/>
+        </w:rPr>
+        <w:t xml:space="preserve"> a Random Forest model achieving 50% recall, and delivered data-driven business recommendations through </w:t>
+      </w:r>
+      <w:r>
+        <w:rPr>
+          <w:sz w:val="18"/>
+          <w:szCs w:val="18"/>
+        </w:rPr>
+        <w:t>visualisations</w:t>
+      </w:r>
+      <w:r>
+        <w:rPr>
+          <w:sz w:val="18"/>
+          <w:szCs w:val="18"/>
+        </w:rPr>
+        <w:t xml:space="preserve"> and executive reporting.</w:t>
       </w:r>
     </w:p>
     <w:p>
@@ -4368,7 +4179,6 @@
   <w:style w:type="character" w:default="1" w:styleId="DefaultParagraphFont">
     <w:name w:val="Default Paragraph Font"/>
     <w:uiPriority w:val="1"/>
-    <w:semiHidden/>
     <w:unhideWhenUsed/>
   </w:style>
   <w:style w:type="table" w:default="1" w:styleId="TableNormal">

--- a/assets/Keshav Sharma Resume.docx
+++ b/assets/Keshav Sharma Resume.docx
@@ -124,12 +124,14 @@
           </w:rPr>
           <w:t xml:space="preserve"> </w:t>
         </w:r>
+        <w:proofErr w:type="spellStart"/>
         <w:r>
           <w:rPr>
             <w:u w:val="single" w:color="298175"/>
           </w:rPr>
           <w:t>Github</w:t>
         </w:r>
+        <w:proofErr w:type="spellEnd"/>
         <w:r>
           <w:rPr>
             <w:spacing w:val="12"/>
@@ -481,6 +483,7 @@
         </w:rPr>
         <w:t xml:space="preserve"> </w:t>
       </w:r>
+      <w:proofErr w:type="spellStart"/>
       <w:r>
         <w:rPr>
           <w:i/>
@@ -490,6 +493,7 @@
         </w:rPr>
         <w:t>Specialisation</w:t>
       </w:r>
+      <w:proofErr w:type="spellEnd"/>
       <w:r>
         <w:rPr>
           <w:i/>
@@ -929,12 +933,21 @@
           <w:szCs w:val="18"/>
         </w:rPr>
       </w:pPr>
-      <w:r>
-        <w:rPr>
-          <w:sz w:val="18"/>
-          <w:szCs w:val="18"/>
-        </w:rPr>
-        <w:t>API Rate Limiter Library</w:t>
+      <w:proofErr w:type="spellStart"/>
+      <w:r>
+        <w:rPr>
+          <w:sz w:val="18"/>
+          <w:szCs w:val="18"/>
+        </w:rPr>
+        <w:t>RedisLite</w:t>
+      </w:r>
+      <w:proofErr w:type="spellEnd"/>
+      <w:r>
+        <w:rPr>
+          <w:sz w:val="18"/>
+          <w:szCs w:val="18"/>
+        </w:rPr>
+        <w:t xml:space="preserve"> </w:t>
       </w:r>
       <w:r>
         <w:rPr>
@@ -1004,8 +1017,9 @@
           <w:sz w:val="18"/>
           <w:szCs w:val="18"/>
         </w:rPr>
-        <w:t>Implemented</w:t>
-      </w:r>
+        <w:t xml:space="preserve">Engineered </w:t>
+      </w:r>
+      <w:proofErr w:type="spellStart"/>
       <w:r>
         <w:rPr>
           <w:rFonts w:ascii="Times New Roman" w:eastAsia="Times New Roman" w:hAnsi="Times New Roman" w:cs="Times New Roman"/>
@@ -1016,7 +1030,58 @@
           <w:sz w:val="18"/>
           <w:szCs w:val="18"/>
         </w:rPr>
-        <w:t xml:space="preserve"> a production-ready API rate-limiting library in Python featuring five industry-standard throttling algorithms, Redis integration, and framework middleware for Flask and FastAPI applications.</w:t>
+        <w:t>RedisLite</w:t>
+      </w:r>
+      <w:proofErr w:type="spellEnd"/>
+      <w:r>
+        <w:rPr>
+          <w:rFonts w:ascii="Times New Roman" w:eastAsia="Times New Roman" w:hAnsi="Times New Roman" w:cs="Times New Roman"/>
+          <w:b w:val="0"/>
+          <w:bCs w:val="0"/>
+          <w:i w:val="0"/>
+          <w:iCs w:val="0"/>
+          <w:sz w:val="18"/>
+          <w:szCs w:val="18"/>
+        </w:rPr>
+        <w:t xml:space="preserve">, a Redis-inspired in-memory key-value database in Python featuring a custom RESP protocol parser, multithreaded TCP server, thread-safe storage engine, and an </w:t>
+      </w:r>
+      <w:proofErr w:type="gramStart"/>
+      <w:r>
+        <w:rPr>
+          <w:rFonts w:ascii="Times New Roman" w:eastAsia="Times New Roman" w:hAnsi="Times New Roman" w:cs="Times New Roman"/>
+          <w:b w:val="0"/>
+          <w:bCs w:val="0"/>
+          <w:i w:val="0"/>
+          <w:iCs w:val="0"/>
+          <w:sz w:val="18"/>
+          <w:szCs w:val="18"/>
+        </w:rPr>
+        <w:t>O(</w:t>
+      </w:r>
+      <w:proofErr w:type="gramEnd"/>
+      <w:r>
+        <w:rPr>
+          <w:rFonts w:ascii="Times New Roman" w:eastAsia="Times New Roman" w:hAnsi="Times New Roman" w:cs="Times New Roman"/>
+          <w:b w:val="0"/>
+          <w:bCs w:val="0"/>
+          <w:i w:val="0"/>
+          <w:iCs w:val="0"/>
+          <w:sz w:val="18"/>
+          <w:szCs w:val="18"/>
+        </w:rPr>
+        <w:t>1) custom LRU cache built using a hash map and doubly linked list, with lazy and active TTL expiration.</w:t>
+      </w:r>
+      <w:r>
+        <w:rPr>
+          <w:rFonts w:ascii="Times New Roman" w:eastAsia="Times New Roman" w:hAnsi="Times New Roman" w:cs="Times New Roman"/>
+          <w:b w:val="0"/>
+          <w:bCs w:val="0"/>
+          <w:i w:val="0"/>
+          <w:iCs w:val="0"/>
+          <w:sz w:val="18"/>
+          <w:szCs w:val="18"/>
+        </w:rPr>
+        <w:t xml:space="preserve"> </w:t>
       </w:r>
     </w:p>
     <w:p>
@@ -1052,15 +1117,51 @@
           <w:sz w:val="18"/>
           <w:szCs w:val="18"/>
         </w:rPr>
-        <w:t>Designed a modular architecture with storage abstraction, concurrent request handling, automated testing (30 test cases), and package distribution through PyPI for public installation and reuse.</w:t>
+        <w:t xml:space="preserve">Designed a four-layer architecture (TCP transport, storage engine, cache/TTL, persistence) implementing Write-Ahead Logging (WAL), atomic log compaction using </w:t>
+      </w:r>
+      <w:proofErr w:type="spellStart"/>
+      <w:proofErr w:type="gramStart"/>
+      <w:r>
+        <w:rPr>
+          <w:rFonts w:ascii="Times New Roman" w:eastAsia="Times New Roman" w:hAnsi="Times New Roman" w:cs="Times New Roman"/>
+          <w:b w:val="0"/>
+          <w:bCs w:val="0"/>
+          <w:i w:val="0"/>
+          <w:iCs w:val="0"/>
+          <w:sz w:val="18"/>
+          <w:szCs w:val="18"/>
+        </w:rPr>
+        <w:t>os.replace</w:t>
+      </w:r>
+      <w:proofErr w:type="spellEnd"/>
+      <w:proofErr w:type="gramEnd"/>
+      <w:r>
+        <w:rPr>
+          <w:rFonts w:ascii="Times New Roman" w:eastAsia="Times New Roman" w:hAnsi="Times New Roman" w:cs="Times New Roman"/>
+          <w:b w:val="0"/>
+          <w:bCs w:val="0"/>
+          <w:i w:val="0"/>
+          <w:iCs w:val="0"/>
+          <w:sz w:val="18"/>
+          <w:szCs w:val="18"/>
+        </w:rPr>
+        <w:t>(), and automatic crash recovery; validated the system with 46 automated tests and benchmarked 619K SET ops/sec for in-memory operations and 2.8K ops/sec with durable WAL persistence.</w:t>
       </w:r>
     </w:p>
     <w:p>
       <w:pPr>
         <w:pStyle w:val="Heading1"/>
-        <w:spacing w:before="19"/>
-        <w:ind w:left="720" w:hanging="512"/>
-        <w:rPr>
+        <w:tabs>
+          <w:tab w:val="num" w:pos="284"/>
+        </w:tabs>
+        <w:spacing w:before="46"/>
+        <w:ind w:left="142"/>
+        <w:rPr>
+          <w:rFonts w:ascii="Times New Roman" w:eastAsia="Times New Roman" w:hAnsi="Times New Roman" w:cs="Times New Roman"/>
+          <w:b w:val="0"/>
+          <w:bCs w:val="0"/>
+          <w:i w:val="0"/>
+          <w:iCs w:val="0"/>
           <w:sz w:val="18"/>
           <w:szCs w:val="18"/>
         </w:rPr>
@@ -1081,15 +1182,15 @@
           <w:sz w:val="18"/>
           <w:szCs w:val="18"/>
         </w:rPr>
-        <w:t>AI-Powered Expense Receipt Scanner &amp; Analytics Platform</w:t>
-      </w:r>
-      <w:r>
-        <w:rPr>
-          <w:spacing w:val="-2"/>
-          <w:sz w:val="18"/>
-          <w:szCs w:val="18"/>
-        </w:rPr>
-        <w:t xml:space="preserve"> </w:t>
+        <w:t xml:space="preserve">API Rate Limiter </w:t>
+      </w:r>
+      <w:proofErr w:type="spellStart"/>
+      <w:r>
+        <w:rPr>
+          <w:sz w:val="18"/>
+          <w:szCs w:val="18"/>
+        </w:rPr>
+        <w:t>Library</w:t>
       </w:r>
       <w:r>
         <w:rPr>
@@ -1114,6 +1215,7 @@
           </w:rPr>
           <w:t>LINK</w:t>
         </w:r>
+        <w:proofErr w:type="spellEnd"/>
       </w:hyperlink>
       <w:r>
         <w:rPr>
@@ -1159,7 +1261,45 @@
           <w:sz w:val="18"/>
           <w:szCs w:val="18"/>
         </w:rPr>
-        <w:t xml:space="preserve">Developed a full-stack expense management platform that automates receipt processing using EasyOCR, OpenCV, and NLP-based parsing, extracting key fields such as merchant, amount, date, and category from diverse receipt formats with confidence scoring and manual correction support. </w:t>
+        <w:t>Implemented</w:t>
+      </w:r>
+      <w:r>
+        <w:rPr>
+          <w:rFonts w:ascii="Times New Roman" w:eastAsia="Times New Roman" w:hAnsi="Times New Roman" w:cs="Times New Roman"/>
+          <w:b w:val="0"/>
+          <w:bCs w:val="0"/>
+          <w:i w:val="0"/>
+          <w:iCs w:val="0"/>
+          <w:sz w:val="18"/>
+          <w:szCs w:val="18"/>
+        </w:rPr>
+        <w:t xml:space="preserve"> a production-ready API rate-limiting library in Python featuring five industry-standard throttling algorithms, Redis integration, and framework middleware for Flask and </w:t>
+      </w:r>
+      <w:proofErr w:type="spellStart"/>
+      <w:r>
+        <w:rPr>
+          <w:rFonts w:ascii="Times New Roman" w:eastAsia="Times New Roman" w:hAnsi="Times New Roman" w:cs="Times New Roman"/>
+          <w:b w:val="0"/>
+          <w:bCs w:val="0"/>
+          <w:i w:val="0"/>
+          <w:iCs w:val="0"/>
+          <w:sz w:val="18"/>
+          <w:szCs w:val="18"/>
+        </w:rPr>
+        <w:t>FastAPI</w:t>
+      </w:r>
+      <w:proofErr w:type="spellEnd"/>
+      <w:r>
+        <w:rPr>
+          <w:rFonts w:ascii="Times New Roman" w:eastAsia="Times New Roman" w:hAnsi="Times New Roman" w:cs="Times New Roman"/>
+          <w:b w:val="0"/>
+          <w:bCs w:val="0"/>
+          <w:i w:val="0"/>
+          <w:iCs w:val="0"/>
+          <w:sz w:val="18"/>
+          <w:szCs w:val="18"/>
+        </w:rPr>
+        <w:t xml:space="preserve"> applications.</w:t>
       </w:r>
     </w:p>
     <w:p>
@@ -1195,7 +1335,33 @@
           <w:sz w:val="18"/>
           <w:szCs w:val="18"/>
         </w:rPr>
-        <w:t>Built and deployed a scalable application using FastAPI, React, Vite, SQLAlchemy, SQLite, JWT Authentication, and Google OAuth, featuring expense analytics, budget tracking, category-wise spending insights, receipt management (CRUD), Excel export, and a responsive dashboard hosted on Render and Vercel.</w:t>
+        <w:t xml:space="preserve">Designed a modular architecture with storage abstraction, concurrent request handling, automated testing (30 test cases), and package distribution through </w:t>
+      </w:r>
+      <w:proofErr w:type="spellStart"/>
+      <w:r>
+        <w:rPr>
+          <w:rFonts w:ascii="Times New Roman" w:eastAsia="Times New Roman" w:hAnsi="Times New Roman" w:cs="Times New Roman"/>
+          <w:b w:val="0"/>
+          <w:bCs w:val="0"/>
+          <w:i w:val="0"/>
+          <w:iCs w:val="0"/>
+          <w:sz w:val="18"/>
+          <w:szCs w:val="18"/>
+        </w:rPr>
+        <w:t>PyPI</w:t>
+      </w:r>
+      <w:proofErr w:type="spellEnd"/>
+      <w:r>
+        <w:rPr>
+          <w:rFonts w:ascii="Times New Roman" w:eastAsia="Times New Roman" w:hAnsi="Times New Roman" w:cs="Times New Roman"/>
+          <w:b w:val="0"/>
+          <w:bCs w:val="0"/>
+          <w:i w:val="0"/>
+          <w:iCs w:val="0"/>
+          <w:sz w:val="18"/>
+          <w:szCs w:val="18"/>
+        </w:rPr>
+        <w:t xml:space="preserve"> for public installation and reuse.</w:t>
       </w:r>
     </w:p>
     <w:p>
@@ -1212,30 +1378,37 @@
     <w:p>
       <w:pPr>
         <w:pStyle w:val="Heading1"/>
-        <w:spacing w:before="19"/>
-        <w:ind w:left="720" w:hanging="512"/>
-        <w:rPr>
-          <w:i w:val="0"/>
-          <w:iCs w:val="0"/>
-          <w:sz w:val="18"/>
-          <w:szCs w:val="18"/>
-        </w:rPr>
-      </w:pPr>
-      <w:r>
-        <w:rPr>
-          <w:sz w:val="18"/>
-          <w:szCs w:val="18"/>
-        </w:rPr>
-        <w:t xml:space="preserve">Real-Time Stock Anomaly Detector </w:t>
-      </w:r>
-      <w:r>
-        <w:rPr>
-          <w:i w:val="0"/>
-          <w:iCs w:val="0"/>
-          <w:sz w:val="18"/>
-          <w:szCs w:val="18"/>
-        </w:rPr>
-        <w:t xml:space="preserve">| </w:t>
+        <w:rPr>
+          <w:i w:val="0"/>
+          <w:iCs w:val="0"/>
+          <w:sz w:val="18"/>
+          <w:szCs w:val="18"/>
+        </w:rPr>
+      </w:pPr>
+      <w:r>
+        <w:rPr>
+          <w:sz w:val="18"/>
+          <w:szCs w:val="18"/>
+        </w:rPr>
+        <w:t>AI-Powered Expense Receipt Scanner &amp; Analytics Platform</w:t>
+      </w:r>
+      <w:r>
+        <w:rPr>
+          <w:spacing w:val="-2"/>
+          <w:sz w:val="18"/>
+          <w:szCs w:val="18"/>
+        </w:rPr>
+        <w:t xml:space="preserve"> </w:t>
+      </w:r>
+      <w:r>
+        <w:rPr>
+          <w:i w:val="0"/>
+          <w:iCs w:val="0"/>
+          <w:spacing w:val="-2"/>
+          <w:sz w:val="18"/>
+          <w:szCs w:val="18"/>
+        </w:rPr>
+        <w:t>|</w:t>
       </w:r>
       <w:hyperlink r:id="rId11" w:history="1">
         <w:r>
@@ -1243,13 +1416,24 @@
             <w:rStyle w:val="Hyperlink"/>
             <w:i w:val="0"/>
             <w:iCs w:val="0"/>
-            <w:color w:val="auto"/>
+            <w:color w:val="000000" w:themeColor="text1"/>
+            <w:spacing w:val="-2"/>
             <w:sz w:val="18"/>
             <w:szCs w:val="18"/>
           </w:rPr>
           <w:t>LINK</w:t>
         </w:r>
       </w:hyperlink>
+      <w:r>
+        <w:rPr>
+          <w:rStyle w:val="Hyperlink"/>
+          <w:color w:val="000000" w:themeColor="text1"/>
+          <w:spacing w:val="-2"/>
+          <w:sz w:val="18"/>
+          <w:szCs w:val="18"/>
+        </w:rPr>
+        <w:t xml:space="preserve"> </w:t>
+      </w:r>
     </w:p>
     <w:p>
       <w:pPr>
@@ -1284,7 +1468,7 @@
           <w:sz w:val="18"/>
           <w:szCs w:val="18"/>
         </w:rPr>
-        <w:t>Built an end-to-end anomaly detection pipeline on 2 years of NSE stock data engineering 9 financial features (RSI, Bollinger Bands, volume ratio); deployed dual models — Isolation Forest (2.01% anomaly rate) and LSTM Autoencoder — achieving temporal pattern detection across 448 trading sessions with an interactive Streamlit dashboard</w:t>
+        <w:t xml:space="preserve">Developed a full-stack expense management platform that automates receipt processing using EasyOCR, OpenCV, and NLP-based parsing, extracting key fields such as merchant, amount, date, and category from diverse receipt formats with confidence scoring and manual correction support. </w:t>
       </w:r>
     </w:p>
     <w:p>
@@ -1320,14 +1504,10 @@
           <w:sz w:val="18"/>
           <w:szCs w:val="18"/>
         </w:rPr>
-        <w:t>Integrated FinBERT financial sentiment analysis on live news headlines to correlate price anomalies with news tone, identifying high-confidence anomaly events such as the Apr 2025 market selloff (score −0.6332) and Jan 2026 peak reversal through cross-validation against NSE announcements</w:t>
-      </w:r>
-    </w:p>
-    <w:p>
-      <w:pPr>
-        <w:pStyle w:val="Heading1"/>
-        <w:spacing w:before="46"/>
-        <w:ind w:left="284"/>
+        <w:t xml:space="preserve">Built and deployed a scalable application using </w:t>
+      </w:r>
+      <w:proofErr w:type="spellStart"/>
+      <w:r>
         <w:rPr>
           <w:rFonts w:ascii="Times New Roman" w:eastAsia="Times New Roman" w:hAnsi="Times New Roman" w:cs="Times New Roman"/>
           <w:b w:val="0"/>
@@ -1337,6 +1517,88 @@
           <w:sz w:val="18"/>
           <w:szCs w:val="18"/>
         </w:rPr>
+        <w:t>FastAPI</w:t>
+      </w:r>
+      <w:proofErr w:type="spellEnd"/>
+      <w:r>
+        <w:rPr>
+          <w:rFonts w:ascii="Times New Roman" w:eastAsia="Times New Roman" w:hAnsi="Times New Roman" w:cs="Times New Roman"/>
+          <w:b w:val="0"/>
+          <w:bCs w:val="0"/>
+          <w:i w:val="0"/>
+          <w:iCs w:val="0"/>
+          <w:sz w:val="18"/>
+          <w:szCs w:val="18"/>
+        </w:rPr>
+        <w:t xml:space="preserve">, React, Vite, </w:t>
+      </w:r>
+      <w:proofErr w:type="spellStart"/>
+      <w:r>
+        <w:rPr>
+          <w:rFonts w:ascii="Times New Roman" w:eastAsia="Times New Roman" w:hAnsi="Times New Roman" w:cs="Times New Roman"/>
+          <w:b w:val="0"/>
+          <w:bCs w:val="0"/>
+          <w:i w:val="0"/>
+          <w:iCs w:val="0"/>
+          <w:sz w:val="18"/>
+          <w:szCs w:val="18"/>
+        </w:rPr>
+        <w:t>SQLAlchemy</w:t>
+      </w:r>
+      <w:proofErr w:type="spellEnd"/>
+      <w:r>
+        <w:rPr>
+          <w:rFonts w:ascii="Times New Roman" w:eastAsia="Times New Roman" w:hAnsi="Times New Roman" w:cs="Times New Roman"/>
+          <w:b w:val="0"/>
+          <w:bCs w:val="0"/>
+          <w:i w:val="0"/>
+          <w:iCs w:val="0"/>
+          <w:sz w:val="18"/>
+          <w:szCs w:val="18"/>
+        </w:rPr>
+        <w:t xml:space="preserve">, SQLite, JWT Authentication, and Google OAuth, featuring expense analytics, budget tracking, category-wise spending insights, receipt management (CRUD), Excel export, and a responsive dashboard hosted on Render and </w:t>
+      </w:r>
+      <w:proofErr w:type="spellStart"/>
+      <w:r>
+        <w:rPr>
+          <w:rFonts w:ascii="Times New Roman" w:eastAsia="Times New Roman" w:hAnsi="Times New Roman" w:cs="Times New Roman"/>
+          <w:b w:val="0"/>
+          <w:bCs w:val="0"/>
+          <w:i w:val="0"/>
+          <w:iCs w:val="0"/>
+          <w:sz w:val="18"/>
+          <w:szCs w:val="18"/>
+        </w:rPr>
+        <w:t>Vercel</w:t>
+      </w:r>
+      <w:proofErr w:type="spellEnd"/>
+      <w:r>
+        <w:rPr>
+          <w:rFonts w:ascii="Times New Roman" w:eastAsia="Times New Roman" w:hAnsi="Times New Roman" w:cs="Times New Roman"/>
+          <w:b w:val="0"/>
+          <w:bCs w:val="0"/>
+          <w:i w:val="0"/>
+          <w:iCs w:val="0"/>
+          <w:sz w:val="18"/>
+          <w:szCs w:val="18"/>
+        </w:rPr>
+        <w:t>.</w:t>
+      </w:r>
+    </w:p>
+    <w:p>
+      <w:pPr>
+        <w:pStyle w:val="Heading1"/>
+        <w:spacing w:before="46"/>
+        <w:ind w:left="0"/>
+        <w:rPr>
+          <w:rFonts w:ascii="Times New Roman" w:eastAsia="Times New Roman" w:hAnsi="Times New Roman" w:cs="Times New Roman"/>
+          <w:b w:val="0"/>
+          <w:bCs w:val="0"/>
+          <w:i w:val="0"/>
+          <w:iCs w:val="0"/>
+          <w:sz w:val="18"/>
+          <w:szCs w:val="18"/>
+        </w:rPr>
       </w:pPr>
     </w:p>
     <w:p>
@@ -1351,6 +1613,7 @@
           <w:szCs w:val="18"/>
         </w:rPr>
       </w:pPr>
+      <w:proofErr w:type="spellStart"/>
       <w:r>
         <w:rPr>
           <w:sz w:val="18"/>
@@ -1358,6 +1621,7 @@
         </w:rPr>
         <w:t>Docwise</w:t>
       </w:r>
+      <w:proofErr w:type="spellEnd"/>
       <w:r>
         <w:rPr>
           <w:spacing w:val="-5"/>
@@ -1424,7 +1688,33 @@
           <w:sz w:val="18"/>
           <w:szCs w:val="18"/>
         </w:rPr>
-        <w:t>Engineered Docwise’s AI-powered PDF Q&amp;A system using Google Gemini, enabling high-accuracy (95%+) document querying and reducing manual search time by 40%.</w:t>
+        <w:t xml:space="preserve">Engineered </w:t>
+      </w:r>
+      <w:proofErr w:type="spellStart"/>
+      <w:r>
+        <w:rPr>
+          <w:rFonts w:ascii="Times New Roman" w:eastAsia="Times New Roman" w:hAnsi="Times New Roman" w:cs="Times New Roman"/>
+          <w:b w:val="0"/>
+          <w:bCs w:val="0"/>
+          <w:i w:val="0"/>
+          <w:iCs w:val="0"/>
+          <w:sz w:val="18"/>
+          <w:szCs w:val="18"/>
+        </w:rPr>
+        <w:t>Docwise’s</w:t>
+      </w:r>
+      <w:proofErr w:type="spellEnd"/>
+      <w:r>
+        <w:rPr>
+          <w:rFonts w:ascii="Times New Roman" w:eastAsia="Times New Roman" w:hAnsi="Times New Roman" w:cs="Times New Roman"/>
+          <w:b w:val="0"/>
+          <w:bCs w:val="0"/>
+          <w:i w:val="0"/>
+          <w:iCs w:val="0"/>
+          <w:sz w:val="18"/>
+          <w:szCs w:val="18"/>
+        </w:rPr>
+        <w:t xml:space="preserve"> AI-powered PDF Q&amp;A system using Google Gemini, enabling high-accuracy (95%+) document querying and reducing manual search time by 40%.</w:t>
       </w:r>
     </w:p>
     <w:p>
@@ -1462,6 +1752,7 @@
         </w:rPr>
         <w:t xml:space="preserve">Implemented TF-IDF </w:t>
       </w:r>
+      <w:proofErr w:type="spellStart"/>
       <w:r>
         <w:rPr>
           <w:rFonts w:ascii="Times New Roman" w:eastAsia="Times New Roman" w:hAnsi="Times New Roman" w:cs="Times New Roman"/>
@@ -1474,6 +1765,7 @@
         </w:rPr>
         <w:t>vectorisation</w:t>
       </w:r>
+      <w:proofErr w:type="spellEnd"/>
       <w:r>
         <w:rPr>
           <w:rFonts w:ascii="Times New Roman" w:eastAsia="Times New Roman" w:hAnsi="Times New Roman" w:cs="Times New Roman"/>
@@ -1520,7 +1812,33 @@
           <w:sz w:val="18"/>
           <w:szCs w:val="18"/>
         </w:rPr>
-        <w:t>Designed and integrated chat history and session management in Streamlit, boosting usability and user retention by 35%</w:t>
+        <w:t xml:space="preserve">Designed and integrated chat history and session management in </w:t>
+      </w:r>
+      <w:proofErr w:type="spellStart"/>
+      <w:r>
+        <w:rPr>
+          <w:rFonts w:ascii="Times New Roman" w:eastAsia="Times New Roman" w:hAnsi="Times New Roman" w:cs="Times New Roman"/>
+          <w:b w:val="0"/>
+          <w:bCs w:val="0"/>
+          <w:i w:val="0"/>
+          <w:iCs w:val="0"/>
+          <w:sz w:val="18"/>
+          <w:szCs w:val="18"/>
+        </w:rPr>
+        <w:t>Streamlit</w:t>
+      </w:r>
+      <w:proofErr w:type="spellEnd"/>
+      <w:r>
+        <w:rPr>
+          <w:rFonts w:ascii="Times New Roman" w:eastAsia="Times New Roman" w:hAnsi="Times New Roman" w:cs="Times New Roman"/>
+          <w:b w:val="0"/>
+          <w:bCs w:val="0"/>
+          <w:i w:val="0"/>
+          <w:iCs w:val="0"/>
+          <w:sz w:val="18"/>
+          <w:szCs w:val="18"/>
+        </w:rPr>
+        <w:t>, boosting usability and user retention by 35%</w:t>
       </w:r>
       <w:r>
         <w:rPr>
@@ -1863,6 +2181,7 @@
         </w:rPr>
         <w:t xml:space="preserve">Performed customer churn analysis using Python (Pandas, NumPy), built and </w:t>
       </w:r>
+      <w:proofErr w:type="spellStart"/>
       <w:r>
         <w:rPr>
           <w:sz w:val="18"/>
@@ -1870,6 +2189,7 @@
         </w:rPr>
         <w:t>optimised</w:t>
       </w:r>
+      <w:proofErr w:type="spellEnd"/>
       <w:r>
         <w:rPr>
           <w:sz w:val="18"/>
@@ -1877,6 +2197,7 @@
         </w:rPr>
         <w:t xml:space="preserve"> a Random Forest model achieving 50% recall, and delivered data-driven business recommendations through </w:t>
       </w:r>
+      <w:proofErr w:type="spellStart"/>
       <w:r>
         <w:rPr>
           <w:sz w:val="18"/>
@@ -1884,6 +2205,7 @@
         </w:rPr>
         <w:t>visualisations</w:t>
       </w:r>
+      <w:proofErr w:type="spellEnd"/>
       <w:r>
         <w:rPr>
           <w:sz w:val="18"/>
@@ -2086,7 +2408,7 @@
     <w:sectPr>
       <w:type w:val="continuous"/>
       <w:pgSz w:w="11930" w:h="16860"/>
-      <w:pgMar w:top="840" w:right="1133" w:bottom="280" w:left="992" w:header="720" w:footer="720" w:gutter="0"/>
+      <w:pgMar w:top="737" w:right="1134" w:bottom="278" w:left="992" w:header="720" w:footer="720" w:gutter="0"/>
       <w:cols w:space="720"/>
     </w:sectPr>
   </w:body>
